--- a/content/templates/common-paper-design-partner-agreement/template.docx
+++ b/content/templates/common-paper-design-partner-agreement/template.docx
@@ -2761,6 +2761,9 @@
                 <w:szCs w:val="18"/>
               </w:rPr>
             </w:pPr>
+            <w:r>
+              <w:t>{provider_signatory_name}</w:t>
+            </w:r>
           </w:p>
         </w:tc>
         <w:tc>
@@ -2811,6 +2814,9 @@
                 <w:szCs w:val="18"/>
               </w:rPr>
             </w:pPr>
+            <w:r>
+              <w:t>{partner_signatory_name}</w:t>
+            </w:r>
           </w:p>
         </w:tc>
       </w:tr>
@@ -2873,6 +2879,9 @@
                 <w:szCs w:val="18"/>
               </w:rPr>
             </w:pPr>
+            <w:r>
+              <w:t>{provider_signatory_title_display}</w:t>
+            </w:r>
           </w:p>
         </w:tc>
         <w:tc>
@@ -2923,6 +2932,9 @@
                 <w:szCs w:val="18"/>
               </w:rPr>
             </w:pPr>
+            <w:r>
+              <w:t>{partner_signatory_title_display}</w:t>
+            </w:r>
           </w:p>
         </w:tc>
       </w:tr>
@@ -3007,6 +3019,9 @@
                 <w:szCs w:val="18"/>
               </w:rPr>
             </w:pPr>
+            <w:r>
+              <w:t>{provider_signatory_email}</w:t>
+            </w:r>
           </w:p>
         </w:tc>
         <w:tc>
@@ -3057,6 +3072,9 @@
                 <w:szCs w:val="18"/>
               </w:rPr>
             </w:pPr>
+            <w:r>
+              <w:t>{partner_signatory_email}</w:t>
+            </w:r>
           </w:p>
         </w:tc>
       </w:tr>

--- a/content/templates/common-paper-design-partner-agreement/template.docx
+++ b/content/templates/common-paper-design-partner-agreement/template.docx
@@ -932,7 +932,7 @@
                 <w:szCs w:val="16"/>
                 <w:highlight w:val="yellow"/>
               </w:rPr>
-              <w:t xml:space="preserve">{other_details}</w:t>
+              <w:t xml:space="preserve">{partner_other_details}</w:t>
             </w:r>
             <w:proofErr w:type="gramStart"/>
             <w:proofErr w:type="gramEnd"/>
@@ -1316,7 +1316,7 @@
                 <w:szCs w:val="16"/>
                 <w:highlight w:val="yellow"/>
               </w:rPr>
-              <w:t>{other_details}</w:t>
+              <w:t>{provider_other_details}</w:t>
             </w:r>
           </w:p>
         </w:tc>
